--- a/ind/docx/37.content.docx
+++ b/ind/docx/37.content.docx
@@ -19,7 +19,7 @@
         <w:rPr>
           <w:lang w:val="id_ID" w:bidi="id_ID"/>
         </w:rPr>
-        <w:t>Resource: Tyndale Open Study Notes</w:t>
+        <w:t>Resource: Aquifer Open Study Notes (Book Intros)</w:t>
       </w:r>
       <w:r>
         <w:rPr>
@@ -112,7 +112,7 @@
         <w:rPr>
           <w:lang w:val="id_ID" w:bidi="id_ID"/>
         </w:rPr>
-        <w:t>Tyndale Open Study Notes</w:t>
+        <w:t>Aquifer Open Study Notes (Book Intros)</w:t>
       </w:r>
     </w:p>
     <w:p>

--- a/ind/docx/37.content.docx
+++ b/ind/docx/37.content.docx
@@ -258,72 +258,48 @@
         </w:rPr>
         <w:t xml:space="preserve">Pada tahun 538 SM, Koresh yang Agung, raja Persia, mengeluarkan dekrit yang mengizinkan bangsa-bangsa yang telah ditaklukkan dan dideportasi oleh bangsa Babel untuk kembali ke tanah air mereka (lihat </w:t>
       </w:r>
-      <w:hyperlink r:id="rId13">
-        <w:r>
-          <w:rPr>
-            <w:lang w:val="id_ID" w:bidi="id_ID"/>
-          </w:rPr>
-          <w:rPr>
-            <w:color w:val="0000EE"/>
-            <w:u w:val="single"/>
-          </w:rPr>
-          <w:t>Ezra 1:1–11</w:t>
-        </w:r>
-      </w:hyperlink>
+      <w:r>
+        <w:rPr>
+          <w:lang w:val="id_ID" w:bidi="id_ID"/>
+        </w:rPr>
+        <w:t>Ezra 1:1–11</w:t>
+      </w:r>
       <w:r>
         <w:rPr>
           <w:lang w:val="id_ID" w:bidi="id_ID"/>
         </w:rPr>
         <w:t>). Para imigran pertama yang kembali ke Yerusalem dipimpin oleh Sesbazar, gubernur pertama dari komunitas yang telah dipulihkan (</w:t>
       </w:r>
-      <w:hyperlink r:id="rId14">
-        <w:r>
-          <w:rPr>
-            <w:lang w:val="id_ID" w:bidi="id_ID"/>
-          </w:rPr>
-          <w:rPr>
-            <w:color w:val="0000EE"/>
-            <w:u w:val="single"/>
-          </w:rPr>
-          <w:t>Ezra 1:5–11</w:t>
-        </w:r>
-      </w:hyperlink>
+      <w:r>
+        <w:rPr>
+          <w:lang w:val="id_ID" w:bidi="id_ID"/>
+        </w:rPr>
+        <w:t>Ezra 1:5–11</w:t>
+      </w:r>
       <w:r>
         <w:rPr>
           <w:lang w:val="id_ID" w:bidi="id_ID"/>
         </w:rPr>
         <w:t>). Dengan penuh semangat, orang-orang buangan yang kembali itu segera mulai membangun kembali mezbah dan Bait Suci (</w:t>
       </w:r>
-      <w:hyperlink r:id="rId15">
-        <w:r>
-          <w:rPr>
-            <w:lang w:val="id_ID" w:bidi="id_ID"/>
-          </w:rPr>
-          <w:rPr>
-            <w:color w:val="0000EE"/>
-            <w:u w:val="single"/>
-          </w:rPr>
-          <w:t>Ezra 3:1–13</w:t>
-        </w:r>
-      </w:hyperlink>
+      <w:r>
+        <w:rPr>
+          <w:lang w:val="id_ID" w:bidi="id_ID"/>
+        </w:rPr>
+        <w:t>Ezra 3:1–13</w:t>
+      </w:r>
       <w:r>
         <w:rPr>
           <w:lang w:val="id_ID" w:bidi="id_ID"/>
         </w:rPr>
         <w:t>), tetapi penduduk setempat yang adalah penyembah berhala mengancam bangsa Israel dan menghalangi mereka dari pekerjaan yang diberikan Allah (</w:t>
       </w:r>
-      <w:hyperlink r:id="rId16">
-        <w:r>
-          <w:rPr>
-            <w:lang w:val="id_ID" w:bidi="id_ID"/>
-          </w:rPr>
-          <w:rPr>
-            <w:color w:val="0000EE"/>
-            <w:u w:val="single"/>
-          </w:rPr>
-          <w:t>Ezra 4:4–24</w:t>
-        </w:r>
-      </w:hyperlink>
+      <w:r>
+        <w:rPr>
+          <w:lang w:val="id_ID" w:bidi="id_ID"/>
+        </w:rPr>
+        <w:t>Ezra 4:4–24</w:t>
+      </w:r>
       <w:r>
         <w:rPr>
           <w:lang w:val="id_ID" w:bidi="id_ID"/>
@@ -358,54 +334,36 @@
         </w:rPr>
         <w:t>Ketika Hagai mulai berkhotbah pada tahun 520 SM, negeri tersebut sedang dilanda kekeringan yang parah (</w:t>
       </w:r>
-      <w:hyperlink r:id="rId17">
-        <w:r>
-          <w:rPr>
-            <w:lang w:val="id_ID" w:bidi="id_ID"/>
-          </w:rPr>
-          <w:rPr>
-            <w:color w:val="0000EE"/>
-            <w:u w:val="single"/>
-          </w:rPr>
-          <w:t>Hag. 1:11</w:t>
-        </w:r>
-      </w:hyperlink>
+      <w:r>
+        <w:rPr>
+          <w:lang w:val="id_ID" w:bidi="id_ID"/>
+        </w:rPr>
+        <w:t>Hag. 1:11</w:t>
+      </w:r>
       <w:r>
         <w:rPr>
           <w:lang w:val="id_ID" w:bidi="id_ID"/>
         </w:rPr>
         <w:t>). Allah mengutusnya untuk memotivasi bangsa Israel agar membangun kembali Bait Allah dan mendorong pembaruan rohani di kalangan orang-orang Yerusalem. Sebagai tanggapan, mereka melanjutkan pembangunan kembali (</w:t>
       </w:r>
-      <w:hyperlink r:id="rId18">
-        <w:r>
-          <w:rPr>
-            <w:lang w:val="id_ID" w:bidi="id_ID"/>
-          </w:rPr>
-          <w:rPr>
-            <w:color w:val="0000EE"/>
-            <w:u w:val="single"/>
-          </w:rPr>
-          <w:t>Hag. 1:14</w:t>
-        </w:r>
-      </w:hyperlink>
+      <w:r>
+        <w:rPr>
+          <w:lang w:val="id_ID" w:bidi="id_ID"/>
+        </w:rPr>
+        <w:t>Hag. 1:14</w:t>
+      </w:r>
       <w:r>
         <w:rPr>
           <w:lang w:val="id_ID" w:bidi="id_ID"/>
         </w:rPr>
         <w:t xml:space="preserve">), dan proyek tersebut selesai pada bulan Maret 515 SM (lihat </w:t>
       </w:r>
-      <w:hyperlink r:id="rId19">
-        <w:r>
-          <w:rPr>
-            <w:lang w:val="id_ID" w:bidi="id_ID"/>
-          </w:rPr>
-          <w:rPr>
-            <w:color w:val="0000EE"/>
-            <w:u w:val="single"/>
-          </w:rPr>
-          <w:t>Ezra 6:15</w:t>
-        </w:r>
-      </w:hyperlink>
+      <w:r>
+        <w:rPr>
+          <w:lang w:val="id_ID" w:bidi="id_ID"/>
+        </w:rPr>
+        <w:t>Ezra 6:15</w:t>
+      </w:r>
       <w:r>
         <w:rPr>
           <w:lang w:val="id_ID" w:bidi="id_ID"/>
@@ -437,18 +395,12 @@
         </w:rPr>
         <w:t>Masing-masing dari keempat pesan Hagai menyoroti masalah teologis yang berbeda. Khotbah pertama (</w:t>
       </w:r>
-      <w:hyperlink r:id="rId20">
-        <w:r>
-          <w:rPr>
-            <w:lang w:val="id_ID" w:bidi="id_ID"/>
-          </w:rPr>
-          <w:rPr>
-            <w:color w:val="0000EE"/>
-            <w:u w:val="single"/>
-          </w:rPr>
-          <w:t>psl. 1</w:t>
-        </w:r>
-      </w:hyperlink>
+      <w:r>
+        <w:rPr>
+          <w:lang w:val="id_ID" w:bidi="id_ID"/>
+        </w:rPr>
+        <w:t>psl. 1</w:t>
+      </w:r>
       <w:r>
         <w:rPr>
           <w:lang w:val="id_ID" w:bidi="id_ID"/>
@@ -469,36 +421,24 @@
         </w:rPr>
         <w:t>Pesan kedua (</w:t>
       </w:r>
-      <w:hyperlink r:id="rId21">
-        <w:r>
-          <w:rPr>
-            <w:lang w:val="id_ID" w:bidi="id_ID"/>
-          </w:rPr>
-          <w:rPr>
-            <w:color w:val="0000EE"/>
-            <w:u w:val="single"/>
-          </w:rPr>
-          <w:t>Hag. 2:1–9</w:t>
-        </w:r>
-      </w:hyperlink>
+      <w:r>
+        <w:rPr>
+          <w:lang w:val="id_ID" w:bidi="id_ID"/>
+        </w:rPr>
+        <w:t>Hag. 2:1–9</w:t>
+      </w:r>
       <w:r>
         <w:rPr>
           <w:lang w:val="id_ID" w:bidi="id_ID"/>
         </w:rPr>
         <w:t>) meyakinkan komunitas itu bahwa Allah tidak melupakan janji-janji berkat dan pemulihan yang telah disampaikan oleh para nabi sebelumnya. Kemuliaan Tuhan akan kembali memenuhi Bait Allah (</w:t>
       </w:r>
-      <w:hyperlink r:id="rId22">
-        <w:r>
-          <w:rPr>
-            <w:lang w:val="id_ID" w:bidi="id_ID"/>
-          </w:rPr>
-          <w:rPr>
-            <w:color w:val="0000EE"/>
-            <w:u w:val="single"/>
-          </w:rPr>
-          <w:t>Hag. 2:7</w:t>
-        </w:r>
-      </w:hyperlink>
+      <w:r>
+        <w:rPr>
+          <w:lang w:val="id_ID" w:bidi="id_ID"/>
+        </w:rPr>
+        <w:t>Hag. 2:7</w:t>
+      </w:r>
       <w:r>
         <w:rPr>
           <w:lang w:val="id_ID" w:bidi="id_ID"/>
@@ -519,36 +459,24 @@
         </w:rPr>
         <w:t>Pesan ketiga (</w:t>
       </w:r>
-      <w:hyperlink r:id="rId23">
-        <w:r>
-          <w:rPr>
-            <w:lang w:val="id_ID" w:bidi="id_ID"/>
-          </w:rPr>
-          <w:rPr>
-            <w:color w:val="0000EE"/>
-            <w:u w:val="single"/>
-          </w:rPr>
-          <w:t>Hag. 2:10–19</w:t>
-        </w:r>
-      </w:hyperlink>
+      <w:r>
+        <w:rPr>
+          <w:lang w:val="id_ID" w:bidi="id_ID"/>
+        </w:rPr>
+        <w:t>Hag. 2:10–19</w:t>
+      </w:r>
       <w:r>
         <w:rPr>
           <w:lang w:val="id_ID" w:bidi="id_ID"/>
         </w:rPr>
         <w:t xml:space="preserve">) menekankan kemurnian ritual sebagai tema utamanya. Hagai mengingatkan pendengarnya bahwa perintah-perintah dari Hukum Musa tetap berlaku. Allah mengharapkan umat-Nya untuk menjadi kudus, sebagaimana Dia adalah kudus (lihat </w:t>
       </w:r>
-      <w:hyperlink r:id="rId24">
-        <w:r>
-          <w:rPr>
-            <w:lang w:val="id_ID" w:bidi="id_ID"/>
-          </w:rPr>
-          <w:rPr>
-            <w:color w:val="0000EE"/>
-            <w:u w:val="single"/>
-          </w:rPr>
-          <w:t>Im. 11:44–45</w:t>
-        </w:r>
-      </w:hyperlink>
+      <w:r>
+        <w:rPr>
+          <w:lang w:val="id_ID" w:bidi="id_ID"/>
+        </w:rPr>
+        <w:t>Im. 11:44–45</w:t>
+      </w:r>
       <w:r>
         <w:rPr>
           <w:lang w:val="id_ID" w:bidi="id_ID"/>
@@ -569,126 +497,84 @@
         </w:rPr>
         <w:t>Pesan terakhir dan mungkin paling penting dari Hagai (</w:t>
       </w:r>
-      <w:hyperlink r:id="rId25">
-        <w:r>
-          <w:rPr>
-            <w:lang w:val="id_ID" w:bidi="id_ID"/>
-          </w:rPr>
-          <w:rPr>
-            <w:color w:val="0000EE"/>
-            <w:u w:val="single"/>
-          </w:rPr>
-          <w:t>Hag. 2:20–23</w:t>
-        </w:r>
-      </w:hyperlink>
+      <w:r>
+        <w:rPr>
+          <w:lang w:val="id_ID" w:bidi="id_ID"/>
+        </w:rPr>
+        <w:t>Hag. 2:20–23</w:t>
+      </w:r>
       <w:r>
         <w:rPr>
           <w:lang w:val="id_ID" w:bidi="id_ID"/>
         </w:rPr>
         <w:t xml:space="preserve">) menegaskan kembali pentingnya keturunan Raja Daud dalam kehidupan religius dan politik Israel. Dinasti Daud sangat penting untuk pemulihan bangsa Ibrani setelah Pembuangan ke Babel (lihat </w:t>
       </w:r>
-      <w:hyperlink r:id="rId26">
-        <w:r>
-          <w:rPr>
-            <w:lang w:val="id_ID" w:bidi="id_ID"/>
-          </w:rPr>
-          <w:rPr>
-            <w:color w:val="0000EE"/>
-            <w:u w:val="single"/>
-          </w:rPr>
-          <w:t>Yer. 23:5</w:t>
-        </w:r>
-      </w:hyperlink>
+      <w:r>
+        <w:rPr>
+          <w:lang w:val="id_ID" w:bidi="id_ID"/>
+        </w:rPr>
+        <w:t>Yer. 23:5</w:t>
+      </w:r>
       <w:r>
         <w:rPr>
           <w:lang w:val="id_ID" w:bidi="id_ID"/>
         </w:rPr>
         <w:t xml:space="preserve">; </w:t>
       </w:r>
-      <w:hyperlink r:id="rId27">
-        <w:r>
-          <w:rPr>
-            <w:lang w:val="id_ID" w:bidi="id_ID"/>
-          </w:rPr>
-          <w:rPr>
-            <w:color w:val="0000EE"/>
-            <w:u w:val="single"/>
-          </w:rPr>
-          <w:t>33:15</w:t>
-        </w:r>
-      </w:hyperlink>
+      <w:r>
+        <w:rPr>
+          <w:lang w:val="id_ID" w:bidi="id_ID"/>
+        </w:rPr>
+        <w:t>33:15</w:t>
+      </w:r>
       <w:r>
         <w:rPr>
           <w:lang w:val="id_ID" w:bidi="id_ID"/>
         </w:rPr>
         <w:t xml:space="preserve">; </w:t>
       </w:r>
-      <w:hyperlink r:id="rId28">
-        <w:r>
-          <w:rPr>
-            <w:lang w:val="id_ID" w:bidi="id_ID"/>
-          </w:rPr>
-          <w:rPr>
-            <w:color w:val="0000EE"/>
-            <w:u w:val="single"/>
-          </w:rPr>
-          <w:t>Yeh. 37:24</w:t>
-        </w:r>
-      </w:hyperlink>
+      <w:r>
+        <w:rPr>
+          <w:lang w:val="id_ID" w:bidi="id_ID"/>
+        </w:rPr>
+        <w:t>Yeh. 37:24</w:t>
+      </w:r>
       <w:r>
         <w:rPr>
           <w:lang w:val="id_ID" w:bidi="id_ID"/>
         </w:rPr>
         <w:t>). Zerubabel, sebagai keturunan Raja Daud, ditugaskan untuk melayani sebagai "cincin meterai" Tuhan, yang menandai awal pemulihan Allah atas Israel (</w:t>
       </w:r>
-      <w:hyperlink r:id="rId29">
-        <w:r>
-          <w:rPr>
-            <w:lang w:val="id_ID" w:bidi="id_ID"/>
-          </w:rPr>
-          <w:rPr>
-            <w:color w:val="0000EE"/>
-            <w:u w:val="single"/>
-          </w:rPr>
-          <w:t>Hag. 2:23</w:t>
-        </w:r>
-      </w:hyperlink>
+      <w:r>
+        <w:rPr>
+          <w:lang w:val="id_ID" w:bidi="id_ID"/>
+        </w:rPr>
+        <w:t>Hag. 2:23</w:t>
+      </w:r>
       <w:r>
         <w:rPr>
           <w:lang w:val="id_ID" w:bidi="id_ID"/>
         </w:rPr>
         <w:t xml:space="preserve">; bandingkan </w:t>
       </w:r>
-      <w:hyperlink r:id="rId30">
-        <w:r>
-          <w:rPr>
-            <w:lang w:val="id_ID" w:bidi="id_ID"/>
-          </w:rPr>
-          <w:rPr>
-            <w:color w:val="0000EE"/>
-            <w:u w:val="single"/>
-          </w:rPr>
-          <w:t>Yer. 22:24</w:t>
-        </w:r>
-      </w:hyperlink>
+      <w:r>
+        <w:rPr>
+          <w:lang w:val="id_ID" w:bidi="id_ID"/>
+        </w:rPr>
+        <w:t>Yer. 22:24</w:t>
+      </w:r>
       <w:r>
         <w:rPr>
           <w:lang w:val="id_ID" w:bidi="id_ID"/>
         </w:rPr>
         <w:t>) dan menunjuk kepada Yesus Kristus, seorang keturunan Daud (</w:t>
       </w:r>
-      <w:hyperlink r:id="rId31">
-        <w:r>
-          <w:rPr>
-            <w:lang w:val="id_ID" w:bidi="id_ID"/>
-          </w:rPr>
-          <w:rPr>
-            <w:color w:val="0000EE"/>
-            <w:u w:val="single"/>
-          </w:rPr>
-          <w:t>Mat. 1:1</w:t>
-        </w:r>
-      </w:hyperlink>
+      <w:r>
+        <w:rPr>
+          <w:lang w:val="id_ID" w:bidi="id_ID"/>
+        </w:rPr>
+        <w:t>Mat. 1:1</w:t>
+      </w:r>
       <w:r>
         <w:rPr>
           <w:lang w:val="id_ID" w:bidi="id_ID"/>
@@ -720,54 +606,36 @@
         </w:rPr>
         <w:t>Kitab Hagai tidak menyebutkan siapa penulisnya, tetapi kemungkinan besar Hagai menulis khotbahnya sendiri (</w:t>
       </w:r>
-      <w:hyperlink r:id="rId32">
-        <w:r>
-          <w:rPr>
-            <w:lang w:val="id_ID" w:bidi="id_ID"/>
-          </w:rPr>
-          <w:rPr>
-            <w:color w:val="0000EE"/>
-            <w:u w:val="single"/>
-          </w:rPr>
-          <w:t>Hag. 1:1</w:t>
-        </w:r>
-      </w:hyperlink>
+      <w:r>
+        <w:rPr>
+          <w:lang w:val="id_ID" w:bidi="id_ID"/>
+        </w:rPr>
+        <w:t>Hag. 1:1</w:t>
+      </w:r>
       <w:r>
         <w:rPr>
           <w:lang w:val="id_ID" w:bidi="id_ID"/>
         </w:rPr>
         <w:t xml:space="preserve">, </w:t>
       </w:r>
-      <w:hyperlink r:id="rId33">
-        <w:r>
-          <w:rPr>
-            <w:lang w:val="id_ID" w:bidi="id_ID"/>
-          </w:rPr>
-          <w:rPr>
-            <w:color w:val="0000EE"/>
-            <w:u w:val="single"/>
-          </w:rPr>
-          <w:t>3</w:t>
-        </w:r>
-      </w:hyperlink>
+      <w:r>
+        <w:rPr>
+          <w:lang w:val="id_ID" w:bidi="id_ID"/>
+        </w:rPr>
+        <w:t>3</w:t>
+      </w:r>
       <w:r>
         <w:rPr>
           <w:lang w:val="id_ID" w:bidi="id_ID"/>
         </w:rPr>
         <w:t xml:space="preserve">). Alkitab tidak mencatat informasi biografi tentang nabi Hagai, tetapi pelayanannya didukung oleh </w:t>
       </w:r>
-      <w:hyperlink r:id="rId34">
-        <w:r>
-          <w:rPr>
-            <w:lang w:val="id_ID" w:bidi="id_ID"/>
-          </w:rPr>
-          <w:rPr>
-            <w:color w:val="0000EE"/>
-            <w:u w:val="single"/>
-          </w:rPr>
-          <w:t>Ezra 6:14</w:t>
-        </w:r>
-      </w:hyperlink>
+      <w:r>
+        <w:rPr>
+          <w:lang w:val="id_ID" w:bidi="id_ID"/>
+        </w:rPr>
+        <w:t>Ezra 6:14</w:t>
+      </w:r>
       <w:r>
         <w:rPr>
           <w:lang w:val="id_ID" w:bidi="id_ID"/>
@@ -799,90 +667,60 @@
         </w:rPr>
         <w:t xml:space="preserve">Hagai menyampaikan pesannya antara bulan Agustus dan Desember tahun 520 SM, yaitu pada tahun kedua pemerintahan Darius I, raja Persia (lihat </w:t>
       </w:r>
-      <w:hyperlink r:id="rId32">
-        <w:r>
-          <w:rPr>
-            <w:lang w:val="id_ID" w:bidi="id_ID"/>
-          </w:rPr>
-          <w:rPr>
-            <w:color w:val="0000EE"/>
-            <w:u w:val="single"/>
-          </w:rPr>
-          <w:t>Hag. 1:1</w:t>
-        </w:r>
-      </w:hyperlink>
+      <w:r>
+        <w:rPr>
+          <w:lang w:val="id_ID" w:bidi="id_ID"/>
+        </w:rPr>
+        <w:t>Hag. 1:1</w:t>
+      </w:r>
       <w:r>
         <w:rPr>
           <w:lang w:val="id_ID" w:bidi="id_ID"/>
         </w:rPr>
         <w:t xml:space="preserve">, </w:t>
       </w:r>
-      <w:hyperlink r:id="rId35">
-        <w:r>
-          <w:rPr>
-            <w:lang w:val="id_ID" w:bidi="id_ID"/>
-          </w:rPr>
-          <w:rPr>
-            <w:color w:val="0000EE"/>
-            <w:u w:val="single"/>
-          </w:rPr>
-          <w:t>15</w:t>
-        </w:r>
-      </w:hyperlink>
+      <w:r>
+        <w:rPr>
+          <w:lang w:val="id_ID" w:bidi="id_ID"/>
+        </w:rPr>
+        <w:t>15</w:t>
+      </w:r>
       <w:r>
         <w:rPr>
           <w:lang w:val="id_ID" w:bidi="id_ID"/>
         </w:rPr>
         <w:t xml:space="preserve">; </w:t>
       </w:r>
-      <w:hyperlink r:id="rId36">
-        <w:r>
-          <w:rPr>
-            <w:lang w:val="id_ID" w:bidi="id_ID"/>
-          </w:rPr>
-          <w:rPr>
-            <w:color w:val="0000EE"/>
-            <w:u w:val="single"/>
-          </w:rPr>
-          <w:t>2:1</w:t>
-        </w:r>
-      </w:hyperlink>
+      <w:r>
+        <w:rPr>
+          <w:lang w:val="id_ID" w:bidi="id_ID"/>
+        </w:rPr>
+        <w:t>2:1</w:t>
+      </w:r>
       <w:r>
         <w:rPr>
           <w:lang w:val="id_ID" w:bidi="id_ID"/>
         </w:rPr>
         <w:t xml:space="preserve">, </w:t>
       </w:r>
-      <w:hyperlink r:id="rId37">
-        <w:r>
-          <w:rPr>
-            <w:lang w:val="id_ID" w:bidi="id_ID"/>
-          </w:rPr>
-          <w:rPr>
-            <w:color w:val="0000EE"/>
-            <w:u w:val="single"/>
-          </w:rPr>
-          <w:t>10</w:t>
-        </w:r>
-      </w:hyperlink>
+      <w:r>
+        <w:rPr>
+          <w:lang w:val="id_ID" w:bidi="id_ID"/>
+        </w:rPr>
+        <w:t>10</w:t>
+      </w:r>
       <w:r>
         <w:rPr>
           <w:lang w:val="id_ID" w:bidi="id_ID"/>
         </w:rPr>
         <w:t xml:space="preserve">). Pelayanan Hagai di Yudea setelah pembuangan berlangsung bersamaan dengan Zakharia, yang mulai berkhotbah di Yerusalem pada bulan November tahun itu (lihat </w:t>
       </w:r>
-      <w:hyperlink r:id="rId38">
-        <w:r>
-          <w:rPr>
-            <w:lang w:val="id_ID" w:bidi="id_ID"/>
-          </w:rPr>
-          <w:rPr>
-            <w:color w:val="0000EE"/>
-            <w:u w:val="single"/>
-          </w:rPr>
-          <w:t>Za. 1:1</w:t>
-        </w:r>
-      </w:hyperlink>
+      <w:r>
+        <w:rPr>
+          <w:lang w:val="id_ID" w:bidi="id_ID"/>
+        </w:rPr>
+        <w:t>Za. 1:1</w:t>
+      </w:r>
       <w:r>
         <w:rPr>
           <w:lang w:val="id_ID" w:bidi="id_ID"/>
@@ -914,144 +752,96 @@
         </w:rPr>
         <w:t xml:space="preserve">Meskipun bukan sebuah karya agung seperti kitab Yesaya atau Yeremia, kitab Hagai memiliki karakter sastra. Hagai secara khusus menggunakan pertanyaan-pertanyaan retoris untuk menekankan tesisnya dalam tiga dari empat pesan yang ia sampaikan (lihat </w:t>
       </w:r>
-      <w:hyperlink r:id="rId39">
-        <w:r>
-          <w:rPr>
-            <w:lang w:val="id_ID" w:bidi="id_ID"/>
-          </w:rPr>
-          <w:rPr>
-            <w:color w:val="0000EE"/>
-            <w:u w:val="single"/>
-          </w:rPr>
-          <w:t>Hag. 1:4</w:t>
-        </w:r>
-      </w:hyperlink>
+      <w:r>
+        <w:rPr>
+          <w:lang w:val="id_ID" w:bidi="id_ID"/>
+        </w:rPr>
+        <w:t>Hag. 1:4</w:t>
+      </w:r>
       <w:r>
         <w:rPr>
           <w:lang w:val="id_ID" w:bidi="id_ID"/>
         </w:rPr>
         <w:t xml:space="preserve">; </w:t>
       </w:r>
-      <w:hyperlink r:id="rId40">
-        <w:r>
-          <w:rPr>
-            <w:lang w:val="id_ID" w:bidi="id_ID"/>
-          </w:rPr>
-          <w:rPr>
-            <w:color w:val="0000EE"/>
-            <w:u w:val="single"/>
-          </w:rPr>
-          <w:t>2:3</w:t>
-        </w:r>
-      </w:hyperlink>
+      <w:r>
+        <w:rPr>
+          <w:lang w:val="id_ID" w:bidi="id_ID"/>
+        </w:rPr>
+        <w:t>2:3</w:t>
+      </w:r>
       <w:r>
         <w:rPr>
           <w:lang w:val="id_ID" w:bidi="id_ID"/>
         </w:rPr>
         <w:t xml:space="preserve">, </w:t>
       </w:r>
-      <w:hyperlink r:id="rId41">
-        <w:r>
-          <w:rPr>
-            <w:lang w:val="id_ID" w:bidi="id_ID"/>
-          </w:rPr>
-          <w:rPr>
-            <w:color w:val="0000EE"/>
-            <w:u w:val="single"/>
-          </w:rPr>
-          <w:t>19</w:t>
-        </w:r>
-      </w:hyperlink>
+      <w:r>
+        <w:rPr>
+          <w:lang w:val="id_ID" w:bidi="id_ID"/>
+        </w:rPr>
+        <w:t>19</w:t>
+      </w:r>
       <w:r>
         <w:rPr>
           <w:lang w:val="id_ID" w:bidi="id_ID"/>
         </w:rPr>
         <w:t xml:space="preserve">). Ia mengulangi kata-kata atau frasa untuk menetapkan nada bagi khotbahnya (misalnya, pengulangan “Perhatikanlah keadaanmu!” </w:t>
       </w:r>
-      <w:hyperlink r:id="rId42">
-        <w:r>
-          <w:rPr>
-            <w:lang w:val="id_ID" w:bidi="id_ID"/>
-          </w:rPr>
-          <w:rPr>
-            <w:color w:val="0000EE"/>
-            <w:u w:val="single"/>
-          </w:rPr>
-          <w:t>Hag. 1:5</w:t>
-        </w:r>
-      </w:hyperlink>
+      <w:r>
+        <w:rPr>
+          <w:lang w:val="id_ID" w:bidi="id_ID"/>
+        </w:rPr>
+        <w:t>Hag. 1:5</w:t>
+      </w:r>
       <w:r>
         <w:rPr>
           <w:lang w:val="id_ID" w:bidi="id_ID"/>
         </w:rPr>
         <w:t xml:space="preserve">, </w:t>
       </w:r>
-      <w:hyperlink r:id="rId43">
-        <w:r>
-          <w:rPr>
-            <w:lang w:val="id_ID" w:bidi="id_ID"/>
-          </w:rPr>
-          <w:rPr>
-            <w:color w:val="0000EE"/>
-            <w:u w:val="single"/>
-          </w:rPr>
-          <w:t>7</w:t>
-        </w:r>
-      </w:hyperlink>
+      <w:r>
+        <w:rPr>
+          <w:lang w:val="id_ID" w:bidi="id_ID"/>
+        </w:rPr>
+        <w:t>7</w:t>
+      </w:r>
       <w:r>
         <w:rPr>
           <w:lang w:val="id_ID" w:bidi="id_ID"/>
         </w:rPr>
         <w:t xml:space="preserve">; </w:t>
       </w:r>
-      <w:hyperlink r:id="rId44">
-        <w:r>
-          <w:rPr>
-            <w:lang w:val="id_ID" w:bidi="id_ID"/>
-          </w:rPr>
-          <w:rPr>
-            <w:color w:val="0000EE"/>
-            <w:u w:val="single"/>
-          </w:rPr>
-          <w:t>2:15</w:t>
-        </w:r>
-      </w:hyperlink>
+      <w:r>
+        <w:rPr>
+          <w:lang w:val="id_ID" w:bidi="id_ID"/>
+        </w:rPr>
+        <w:t>2:15</w:t>
+      </w:r>
       <w:r>
         <w:rPr>
           <w:lang w:val="id_ID" w:bidi="id_ID"/>
         </w:rPr>
         <w:t>), dan sesekali menggunakan permainan kata (misalnya, bahasa Ibrani khareb, “reruntuhan” [</w:t>
       </w:r>
-      <w:hyperlink r:id="rId39">
-        <w:r>
-          <w:rPr>
-            <w:lang w:val="id_ID" w:bidi="id_ID"/>
-          </w:rPr>
-          <w:rPr>
-            <w:color w:val="0000EE"/>
-            <w:u w:val="single"/>
-          </w:rPr>
-          <w:t>Hag. 1:4</w:t>
-        </w:r>
-      </w:hyperlink>
+      <w:r>
+        <w:rPr>
+          <w:lang w:val="id_ID" w:bidi="id_ID"/>
+        </w:rPr>
+        <w:t>Hag. 1:4</w:t>
+      </w:r>
       <w:r>
         <w:rPr>
           <w:lang w:val="id_ID" w:bidi="id_ID"/>
         </w:rPr>
         <w:t>] dan khoreb, “kekeringan” [</w:t>
       </w:r>
-      <w:hyperlink r:id="rId17">
-        <w:r>
-          <w:rPr>
-            <w:lang w:val="id_ID" w:bidi="id_ID"/>
-          </w:rPr>
-          <w:rPr>
-            <w:color w:val="0000EE"/>
-            <w:u w:val="single"/>
-          </w:rPr>
-          <w:t>Hag. 1:11</w:t>
-        </w:r>
-      </w:hyperlink>
+      <w:r>
+        <w:rPr>
+          <w:lang w:val="id_ID" w:bidi="id_ID"/>
+        </w:rPr>
+        <w:t>Hag. 1:11</w:t>
+      </w:r>
       <w:r>
         <w:rPr>
           <w:lang w:val="id_ID" w:bidi="id_ID"/>
@@ -1085,216 +875,144 @@
         </w:rPr>
         <w:t xml:space="preserve">—pesan otoritatif yang diilhami oleh Allah. Nubuat sering kali mencakup ungkapan seperti rumusan yang menggunakan kata dan frasa yang standar. Beberapa rumusan ini muncul dalam Hagai: rumusan mengenai “tanggal” (misalnya, “tahun yang kedua zaman raja Darius,” </w:t>
       </w:r>
-      <w:hyperlink r:id="rId32">
-        <w:r>
-          <w:rPr>
-            <w:lang w:val="id_ID" w:bidi="id_ID"/>
-          </w:rPr>
-          <w:rPr>
-            <w:color w:val="0000EE"/>
-            <w:u w:val="single"/>
-          </w:rPr>
-          <w:t>Hag. 1:1</w:t>
-        </w:r>
-      </w:hyperlink>
+      <w:r>
+        <w:rPr>
+          <w:lang w:val="id_ID" w:bidi="id_ID"/>
+        </w:rPr>
+        <w:t>Hag. 1:1</w:t>
+      </w:r>
       <w:r>
         <w:rPr>
           <w:lang w:val="id_ID" w:bidi="id_ID"/>
         </w:rPr>
         <w:t xml:space="preserve">; </w:t>
       </w:r>
-      <w:hyperlink r:id="rId36">
-        <w:r>
-          <w:rPr>
-            <w:lang w:val="id_ID" w:bidi="id_ID"/>
-          </w:rPr>
-          <w:rPr>
-            <w:color w:val="0000EE"/>
-            <w:u w:val="single"/>
-          </w:rPr>
-          <w:t>2:1</w:t>
-        </w:r>
-      </w:hyperlink>
+      <w:r>
+        <w:rPr>
+          <w:lang w:val="id_ID" w:bidi="id_ID"/>
+        </w:rPr>
+        <w:t>2:1</w:t>
+      </w:r>
       <w:r>
         <w:rPr>
           <w:lang w:val="id_ID" w:bidi="id_ID"/>
         </w:rPr>
         <w:t xml:space="preserve">, </w:t>
       </w:r>
-      <w:hyperlink r:id="rId37">
-        <w:r>
-          <w:rPr>
-            <w:lang w:val="id_ID" w:bidi="id_ID"/>
-          </w:rPr>
-          <w:rPr>
-            <w:color w:val="0000EE"/>
-            <w:u w:val="single"/>
-          </w:rPr>
-          <w:t>10</w:t>
-        </w:r>
-      </w:hyperlink>
+      <w:r>
+        <w:rPr>
+          <w:lang w:val="id_ID" w:bidi="id_ID"/>
+        </w:rPr>
+        <w:t>10</w:t>
+      </w:r>
       <w:r>
         <w:rPr>
           <w:lang w:val="id_ID" w:bidi="id_ID"/>
         </w:rPr>
         <w:t xml:space="preserve">, </w:t>
       </w:r>
-      <w:hyperlink r:id="rId45">
-        <w:r>
-          <w:rPr>
-            <w:lang w:val="id_ID" w:bidi="id_ID"/>
-          </w:rPr>
-          <w:rPr>
-            <w:color w:val="0000EE"/>
-            <w:u w:val="single"/>
-          </w:rPr>
-          <w:t>20</w:t>
-        </w:r>
-      </w:hyperlink>
+      <w:r>
+        <w:rPr>
+          <w:lang w:val="id_ID" w:bidi="id_ID"/>
+        </w:rPr>
+        <w:t>20</w:t>
+      </w:r>
       <w:r>
         <w:rPr>
           <w:lang w:val="id_ID" w:bidi="id_ID"/>
         </w:rPr>
         <w:t xml:space="preserve">), formula “pesan” (“datanglah firman Tuhan,” </w:t>
       </w:r>
-      <w:hyperlink r:id="rId32">
-        <w:r>
-          <w:rPr>
-            <w:lang w:val="id_ID" w:bidi="id_ID"/>
-          </w:rPr>
-          <w:rPr>
-            <w:color w:val="0000EE"/>
-            <w:u w:val="single"/>
-          </w:rPr>
-          <w:t>Hag. 1:1</w:t>
-        </w:r>
-      </w:hyperlink>
+      <w:r>
+        <w:rPr>
+          <w:lang w:val="id_ID" w:bidi="id_ID"/>
+        </w:rPr>
+        <w:t>Hag. 1:1</w:t>
+      </w:r>
       <w:r>
         <w:rPr>
           <w:lang w:val="id_ID" w:bidi="id_ID"/>
         </w:rPr>
         <w:t xml:space="preserve">; </w:t>
       </w:r>
-      <w:hyperlink r:id="rId36">
-        <w:r>
-          <w:rPr>
-            <w:lang w:val="id_ID" w:bidi="id_ID"/>
-          </w:rPr>
-          <w:rPr>
-            <w:color w:val="0000EE"/>
-            <w:u w:val="single"/>
-          </w:rPr>
-          <w:t>2:1</w:t>
-        </w:r>
-      </w:hyperlink>
+      <w:r>
+        <w:rPr>
+          <w:lang w:val="id_ID" w:bidi="id_ID"/>
+        </w:rPr>
+        <w:t>2:1</w:t>
+      </w:r>
       <w:r>
         <w:rPr>
           <w:lang w:val="id_ID" w:bidi="id_ID"/>
         </w:rPr>
         <w:t xml:space="preserve">, </w:t>
       </w:r>
-      <w:hyperlink r:id="rId37">
-        <w:r>
-          <w:rPr>
-            <w:lang w:val="id_ID" w:bidi="id_ID"/>
-          </w:rPr>
-          <w:rPr>
-            <w:color w:val="0000EE"/>
-            <w:u w:val="single"/>
-          </w:rPr>
-          <w:t>10</w:t>
-        </w:r>
-      </w:hyperlink>
+      <w:r>
+        <w:rPr>
+          <w:lang w:val="id_ID" w:bidi="id_ID"/>
+        </w:rPr>
+        <w:t>10</w:t>
+      </w:r>
       <w:r>
         <w:rPr>
           <w:lang w:val="id_ID" w:bidi="id_ID"/>
         </w:rPr>
         <w:t xml:space="preserve">, </w:t>
       </w:r>
-      <w:hyperlink r:id="rId45">
-        <w:r>
-          <w:rPr>
-            <w:lang w:val="id_ID" w:bidi="id_ID"/>
-          </w:rPr>
-          <w:rPr>
-            <w:color w:val="0000EE"/>
-            <w:u w:val="single"/>
-          </w:rPr>
-          <w:t>20</w:t>
-        </w:r>
-      </w:hyperlink>
+      <w:r>
+        <w:rPr>
+          <w:lang w:val="id_ID" w:bidi="id_ID"/>
+        </w:rPr>
+        <w:t>20</w:t>
+      </w:r>
       <w:r>
         <w:rPr>
           <w:lang w:val="id_ID" w:bidi="id_ID"/>
         </w:rPr>
         <w:t xml:space="preserve">), rumusan mengenai “Allah-sebagai-pembicara” (“Beginilah firman Tuhan” </w:t>
       </w:r>
-      <w:hyperlink r:id="rId43">
-        <w:r>
-          <w:rPr>
-            <w:lang w:val="id_ID" w:bidi="id_ID"/>
-          </w:rPr>
-          <w:rPr>
-            <w:color w:val="0000EE"/>
-            <w:u w:val="single"/>
-          </w:rPr>
-          <w:t>Hag. 1:7</w:t>
-        </w:r>
-      </w:hyperlink>
+      <w:r>
+        <w:rPr>
+          <w:lang w:val="id_ID" w:bidi="id_ID"/>
+        </w:rPr>
+        <w:t>Hag. 1:7</w:t>
+      </w:r>
       <w:r>
         <w:rPr>
           <w:lang w:val="id_ID" w:bidi="id_ID"/>
         </w:rPr>
         <w:t xml:space="preserve">, </w:t>
       </w:r>
-      <w:hyperlink r:id="rId46">
-        <w:r>
-          <w:rPr>
-            <w:lang w:val="id_ID" w:bidi="id_ID"/>
-          </w:rPr>
-          <w:rPr>
-            <w:color w:val="0000EE"/>
-            <w:u w:val="single"/>
-          </w:rPr>
-          <w:t>13</w:t>
-        </w:r>
-      </w:hyperlink>
+      <w:r>
+        <w:rPr>
+          <w:lang w:val="id_ID" w:bidi="id_ID"/>
+        </w:rPr>
+        <w:t>13</w:t>
+      </w:r>
       <w:r>
         <w:rPr>
           <w:lang w:val="id_ID" w:bidi="id_ID"/>
         </w:rPr>
         <w:t xml:space="preserve">; </w:t>
       </w:r>
-      <w:hyperlink r:id="rId47">
-        <w:r>
-          <w:rPr>
-            <w:lang w:val="id_ID" w:bidi="id_ID"/>
-          </w:rPr>
-          <w:rPr>
-            <w:color w:val="0000EE"/>
-            <w:u w:val="single"/>
-          </w:rPr>
-          <w:t>2:4</w:t>
-        </w:r>
-      </w:hyperlink>
+      <w:r>
+        <w:rPr>
+          <w:lang w:val="id_ID" w:bidi="id_ID"/>
+        </w:rPr>
+        <w:t>2:4</w:t>
+      </w:r>
       <w:r>
         <w:rPr>
           <w:lang w:val="id_ID" w:bidi="id_ID"/>
         </w:rPr>
         <w:t xml:space="preserve">), dan rumusan mengenai “hubungan Perjanjian” (“Aku ini menyertai kamu” </w:t>
       </w:r>
-      <w:hyperlink r:id="rId48">
-        <w:r>
-          <w:rPr>
-            <w:lang w:val="id_ID" w:bidi="id_ID"/>
-          </w:rPr>
-          <w:rPr>
-            <w:color w:val="0000EE"/>
-            <w:u w:val="single"/>
-          </w:rPr>
-          <w:t>Hag. 2:4–5</w:t>
-        </w:r>
-      </w:hyperlink>
+      <w:r>
+        <w:rPr>
+          <w:lang w:val="id_ID" w:bidi="id_ID"/>
+        </w:rPr>
+        <w:t>Hag. 2:4–5</w:t>
+      </w:r>
       <w:r>
         <w:rPr>
           <w:lang w:val="id_ID" w:bidi="id_ID"/>
@@ -1354,90 +1072,60 @@
         </w:rPr>
         <w:t>Hagai mengajak orang-orang Yerusalem untuk beribadah dengan tulus, percaya pada firman Allah, menjaga kekudusan pribadi, dan menaati kepemimpinan yang ditetapkan secara ilahi. Hagai menekankan kehadiran Roh Allah yang tetap ada (</w:t>
       </w:r>
-      <w:hyperlink r:id="rId49">
-        <w:r>
-          <w:rPr>
-            <w:lang w:val="id_ID" w:bidi="id_ID"/>
-          </w:rPr>
-          <w:rPr>
-            <w:color w:val="0000EE"/>
-            <w:u w:val="single"/>
-          </w:rPr>
-          <w:t>Hag. 1:13–14</w:t>
-        </w:r>
-      </w:hyperlink>
+      <w:r>
+        <w:rPr>
+          <w:lang w:val="id_ID" w:bidi="id_ID"/>
+        </w:rPr>
+        <w:t>Hag. 1:13–14</w:t>
+      </w:r>
       <w:r>
         <w:rPr>
           <w:lang w:val="id_ID" w:bidi="id_ID"/>
         </w:rPr>
         <w:t xml:space="preserve">; </w:t>
       </w:r>
-      <w:hyperlink r:id="rId48">
-        <w:r>
-          <w:rPr>
-            <w:lang w:val="id_ID" w:bidi="id_ID"/>
-          </w:rPr>
-          <w:rPr>
-            <w:color w:val="0000EE"/>
-            <w:u w:val="single"/>
-          </w:rPr>
-          <w:t>2:4–5</w:t>
-        </w:r>
-      </w:hyperlink>
+      <w:r>
+        <w:rPr>
+          <w:lang w:val="id_ID" w:bidi="id_ID"/>
+        </w:rPr>
+        <w:t>2:4–5</w:t>
+      </w:r>
       <w:r>
         <w:rPr>
           <w:lang w:val="id_ID" w:bidi="id_ID"/>
         </w:rPr>
         <w:t>), sebuah tema yang juga dibagikan dengan Zakharia yang berada dalam satu masa yang sama dengannya (</w:t>
       </w:r>
-      <w:hyperlink r:id="rId50">
-        <w:r>
-          <w:rPr>
-            <w:lang w:val="id_ID" w:bidi="id_ID"/>
-          </w:rPr>
-          <w:rPr>
-            <w:color w:val="0000EE"/>
-            <w:u w:val="single"/>
-          </w:rPr>
-          <w:t>Za. 1:16</w:t>
-        </w:r>
-      </w:hyperlink>
+      <w:r>
+        <w:rPr>
+          <w:lang w:val="id_ID" w:bidi="id_ID"/>
+        </w:rPr>
+        <w:t>Za. 1:16</w:t>
+      </w:r>
       <w:r>
         <w:rPr>
           <w:lang w:val="id_ID" w:bidi="id_ID"/>
         </w:rPr>
         <w:t xml:space="preserve">; </w:t>
       </w:r>
-      <w:hyperlink r:id="rId51">
-        <w:r>
-          <w:rPr>
-            <w:lang w:val="id_ID" w:bidi="id_ID"/>
-          </w:rPr>
-          <w:rPr>
-            <w:color w:val="0000EE"/>
-            <w:u w:val="single"/>
-          </w:rPr>
-          <w:t>8:23</w:t>
-        </w:r>
-      </w:hyperlink>
+      <w:r>
+        <w:rPr>
+          <w:lang w:val="id_ID" w:bidi="id_ID"/>
+        </w:rPr>
+        <w:t>8:23</w:t>
+      </w:r>
       <w:r>
         <w:rPr>
           <w:lang w:val="id_ID" w:bidi="id_ID"/>
         </w:rPr>
         <w:t xml:space="preserve">; lihat juga </w:t>
       </w:r>
-      <w:hyperlink r:id="rId52">
-        <w:r>
-          <w:rPr>
-            <w:lang w:val="id_ID" w:bidi="id_ID"/>
-          </w:rPr>
-          <w:rPr>
-            <w:color w:val="0000EE"/>
-            <w:u w:val="single"/>
-          </w:rPr>
-          <w:t>Yeh. 37:27–28</w:t>
-        </w:r>
-      </w:hyperlink>
+      <w:r>
+        <w:rPr>
+          <w:lang w:val="id_ID" w:bidi="id_ID"/>
+        </w:rPr>
+        <w:t>Yeh. 37:27–28</w:t>
+      </w:r>
       <w:r>
         <w:rPr>
           <w:lang w:val="id_ID" w:bidi="id_ID"/>
